--- a/docs/scriptSweetLove.docx
+++ b/docs/scriptSweetLove.docx
@@ -889,8 +889,12 @@
       </w:r>
     </w:p>
     <w:p/>
-    <w:p>
-      <w:r>
+    <w:p/>
+    <w:p/>
+    <w:p/>
+    <w:p>
+      <w:r>
+        <w:lastRenderedPageBreak/>
         <w:t>POBLACIÓN DE LA DB:</w:t>
       </w:r>
     </w:p>
@@ -910,13 +914,285 @@
     <w:p/>
     <w:p>
       <w:r>
+        <w:t>-- =========================</w:t>
+      </w:r>
+    </w:p>
+    <w:p>
+      <w:r>
+        <w:t>-- ROLES</w:t>
+      </w:r>
+    </w:p>
+    <w:p>
+      <w:r>
+        <w:t>-- =========================</w:t>
+      </w:r>
+    </w:p>
+    <w:p>
+      <w:r>
+        <w:t>INSERT INTO rol (nombre) VALUES</w:t>
+      </w:r>
+    </w:p>
+    <w:p>
+      <w:r>
+        <w:t>('Administrador'),</w:t>
+      </w:r>
+    </w:p>
+    <w:p>
+      <w:r>
+        <w:t>('Cliente'),</w:t>
+      </w:r>
+    </w:p>
+    <w:p>
+      <w:r>
+        <w:t>('Proveedor');</w:t>
+      </w:r>
+    </w:p>
+    <w:p/>
+    <w:p>
+      <w:r>
+        <w:t>-- =========================</w:t>
+      </w:r>
+    </w:p>
+    <w:p>
+      <w:r>
+        <w:t>-- USUARIOS</w:t>
+      </w:r>
+    </w:p>
+    <w:p>
+      <w:r>
+        <w:t>-- =========================</w:t>
+      </w:r>
+    </w:p>
+    <w:p>
+      <w:r>
+        <w:t xml:space="preserve">INSERT INTO usuario (nombre, apellido, email, celular, </w:t>
+      </w:r>
+      <w:proofErr w:type="spellStart"/>
+      <w:r>
+        <w:t>direccion</w:t>
+      </w:r>
+      <w:proofErr w:type="spellEnd"/>
+      <w:r>
+        <w:t xml:space="preserve">, </w:t>
+      </w:r>
+      <w:proofErr w:type="spellStart"/>
+      <w:r>
+        <w:t>contrasena</w:t>
+      </w:r>
+      <w:proofErr w:type="spellEnd"/>
+      <w:r>
+        <w:t xml:space="preserve">, </w:t>
+      </w:r>
+      <w:proofErr w:type="spellStart"/>
+      <w:r>
+        <w:t>idRol</w:t>
+      </w:r>
+      <w:proofErr w:type="spellEnd"/>
+      <w:r>
+        <w:t>) VALUES</w:t>
+      </w:r>
+    </w:p>
+    <w:p>
+      <w:r>
+        <w:t>('Laura','Gomez</w:t>
+      </w:r>
+      <w:proofErr w:type="gramStart"/>
+      <w:r>
+        <w:t>','laura@gmail.com</w:t>
+      </w:r>
+      <w:proofErr w:type="gramEnd"/>
+      <w:r>
+        <w:t>','3001112233','Bogotá','1234',2),</w:t>
+      </w:r>
+    </w:p>
+    <w:p>
+      <w:r>
+        <w:t>('Carlos','Ramirez</w:t>
+      </w:r>
+      <w:proofErr w:type="gramStart"/>
+      <w:r>
+        <w:t>','carlos@gmail.com</w:t>
+      </w:r>
+      <w:proofErr w:type="gramEnd"/>
+      <w:r>
+        <w:t>','3002223344','Medellín','1234',1),</w:t>
+      </w:r>
+    </w:p>
+    <w:p>
+      <w:r>
+        <w:t>('Ana','Martinez</w:t>
+      </w:r>
+      <w:proofErr w:type="gramStart"/>
+      <w:r>
+        <w:t>','ana@gmail.com</w:t>
+      </w:r>
+      <w:proofErr w:type="gramEnd"/>
+      <w:r>
+        <w:t>','3003334455','Cali','1234',3);</w:t>
+      </w:r>
+    </w:p>
+    <w:p/>
+    <w:p>
+      <w:r>
+        <w:t>-- =========================</w:t>
+      </w:r>
+    </w:p>
+    <w:p>
+      <w:r>
+        <w:t>-- PROVEEDORES</w:t>
+      </w:r>
+    </w:p>
+    <w:p>
+      <w:r>
+        <w:t>-- =========================</w:t>
+      </w:r>
+    </w:p>
+    <w:p>
+      <w:r>
+        <w:t xml:space="preserve">INSERT INTO proveedor (nombre, email, celular, </w:t>
+      </w:r>
+      <w:proofErr w:type="spellStart"/>
+      <w:r>
+        <w:t>idUser</w:t>
+      </w:r>
+      <w:proofErr w:type="spellEnd"/>
+      <w:r>
+        <w:t>) VALUES</w:t>
+      </w:r>
+    </w:p>
+    <w:p>
+      <w:r>
+        <w:t>('Dulces del Valle</w:t>
+      </w:r>
+      <w:proofErr w:type="gramStart"/>
+      <w:r>
+        <w:t>','ventas@dulces.com</w:t>
+      </w:r>
+      <w:proofErr w:type="gramEnd"/>
+      <w:r>
+        <w:t>','3101112233',3),</w:t>
+      </w:r>
+    </w:p>
+    <w:p>
+      <w:r>
+        <w:t>('ChocoSweet</w:t>
+      </w:r>
+      <w:proofErr w:type="gramStart"/>
+      <w:r>
+        <w:t>','contacto@choco.com</w:t>
+      </w:r>
+      <w:proofErr w:type="gramEnd"/>
+      <w:r>
+        <w:t>','3102223344',3);</w:t>
+      </w:r>
+    </w:p>
+    <w:p/>
+    <w:p>
+      <w:r>
+        <w:t>-- =========================</w:t>
+      </w:r>
+    </w:p>
+    <w:p>
+      <w:r>
+        <w:t>-- PRODUCTOS (precios en COP)</w:t>
+      </w:r>
+    </w:p>
+    <w:p>
+      <w:r>
+        <w:t>-- =========================</w:t>
+      </w:r>
+    </w:p>
+    <w:p>
+      <w:r>
         <w:lastRenderedPageBreak/>
+        <w:t xml:space="preserve">INSERT INTO producto (nombre, </w:t>
+      </w:r>
+      <w:proofErr w:type="spellStart"/>
+      <w:r>
+        <w:t>descripcion</w:t>
+      </w:r>
+      <w:proofErr w:type="spellEnd"/>
+      <w:r>
+        <w:t xml:space="preserve">, precio, cantidad, imagen, estado, </w:t>
+      </w:r>
+      <w:proofErr w:type="spellStart"/>
+      <w:r>
+        <w:t>idProveedor</w:t>
+      </w:r>
+      <w:proofErr w:type="spellEnd"/>
+      <w:r>
+        <w:t>) VALUES</w:t>
+      </w:r>
+    </w:p>
+    <w:p>
+      <w:r>
+        <w:t xml:space="preserve">('Caja de </w:t>
+      </w:r>
+      <w:proofErr w:type="spellStart"/>
+      <w:r>
+        <w:t>chocolates','Caja</w:t>
+      </w:r>
+      <w:proofErr w:type="spellEnd"/>
+      <w:r>
+        <w:t xml:space="preserve"> de chocolates premium',45000,50,'chocolate.jpg',1,1),</w:t>
+      </w:r>
+    </w:p>
+    <w:p>
+      <w:r>
+        <w:t xml:space="preserve">('Ramo </w:t>
+      </w:r>
+      <w:proofErr w:type="spellStart"/>
+      <w:r>
+        <w:t>dulce','Ramo</w:t>
+      </w:r>
+      <w:proofErr w:type="spellEnd"/>
+      <w:r>
+        <w:t xml:space="preserve"> con chocolates y dulces',65000,30,'ramo.jpg',1,1),</w:t>
+      </w:r>
+    </w:p>
+    <w:p>
+      <w:r>
+        <w:t xml:space="preserve">('Oso con </w:t>
+      </w:r>
+      <w:proofErr w:type="spellStart"/>
+      <w:r>
+        <w:t>chocolates','Oso</w:t>
+      </w:r>
+      <w:proofErr w:type="spellEnd"/>
+      <w:r>
+        <w:t xml:space="preserve"> de peluche + chocolates',85000,20,'oso.jpg',1,2),</w:t>
+      </w:r>
+    </w:p>
+    <w:p>
+      <w:r>
+        <w:t>('</w:t>
+      </w:r>
+      <w:proofErr w:type="spellStart"/>
+      <w:r>
+        <w:t>Corazon</w:t>
+      </w:r>
+      <w:proofErr w:type="spellEnd"/>
+      <w:r>
+        <w:t xml:space="preserve"> de </w:t>
+      </w:r>
+      <w:proofErr w:type="spellStart"/>
+      <w:r>
+        <w:t>chocolates','Caja</w:t>
+      </w:r>
+      <w:proofErr w:type="spellEnd"/>
+      <w:r>
+        <w:t xml:space="preserve"> en forma de corazón',55000,25,'corazon.jpg',1,2);</w:t>
+      </w:r>
+    </w:p>
+    <w:p/>
+    <w:p>
+      <w:r>
         <w:t>-- =========================</w:t>
       </w:r>
     </w:p>
     <w:p>
       <w:r>
-        <w:t>-- ROLES</w:t>
+        <w:t>-- ESTADOS DE ENVIO</w:t>
       </w:r>
     </w:p>
     <w:p>
@@ -926,22 +1202,30 @@
     </w:p>
     <w:p>
       <w:r>
-        <w:t>INSERT INTO rol (nombre) VALUES</w:t>
-      </w:r>
-    </w:p>
-    <w:p>
-      <w:r>
-        <w:t>('Administrador'),</w:t>
-      </w:r>
-    </w:p>
-    <w:p>
-      <w:r>
-        <w:t>('Cliente'),</w:t>
-      </w:r>
-    </w:p>
-    <w:p>
-      <w:r>
-        <w:t>('Proveedor');</w:t>
+        <w:t xml:space="preserve">INSERT INTO </w:t>
+      </w:r>
+      <w:proofErr w:type="spellStart"/>
+      <w:r>
+        <w:t>estadoEnvio</w:t>
+      </w:r>
+      <w:proofErr w:type="spellEnd"/>
+      <w:r>
+        <w:t xml:space="preserve"> (nombre) VALUES</w:t>
+      </w:r>
+    </w:p>
+    <w:p>
+      <w:r>
+        <w:t>('Pendiente'),</w:t>
+      </w:r>
+    </w:p>
+    <w:p>
+      <w:r>
+        <w:t>('En camino'),</w:t>
+      </w:r>
+    </w:p>
+    <w:p>
+      <w:r>
+        <w:t>('Entregado');</w:t>
       </w:r>
     </w:p>
     <w:p/>
@@ -952,7 +1236,7 @@
     </w:p>
     <w:p>
       <w:r>
-        <w:t>-- USUARIOS</w:t>
+        <w:t>-- ITEMS DE PEDIDO</w:t>
       </w:r>
     </w:p>
     <w:p>
@@ -962,11 +1246,19 @@
     </w:p>
     <w:p>
       <w:r>
-        <w:t xml:space="preserve">INSERT INTO usuario (nombre, apellido, email, celular, </w:t>
-      </w:r>
-      <w:proofErr w:type="spellStart"/>
-      <w:r>
-        <w:t>direccion</w:t>
+        <w:t xml:space="preserve">INSERT INTO </w:t>
+      </w:r>
+      <w:proofErr w:type="spellStart"/>
+      <w:r>
+        <w:t>itemPedido</w:t>
+      </w:r>
+      <w:proofErr w:type="spellEnd"/>
+      <w:r>
+        <w:t xml:space="preserve"> (cantidad, </w:t>
+      </w:r>
+      <w:proofErr w:type="spellStart"/>
+      <w:r>
+        <w:t>precioUnitario</w:t>
       </w:r>
       <w:proofErr w:type="spellEnd"/>
       <w:r>
@@ -974,7 +1266,7 @@
       </w:r>
       <w:proofErr w:type="spellStart"/>
       <w:r>
-        <w:t>contrasena</w:t>
+        <w:t>subTotal</w:t>
       </w:r>
       <w:proofErr w:type="spellEnd"/>
       <w:r>
@@ -982,7 +1274,15 @@
       </w:r>
       <w:proofErr w:type="spellStart"/>
       <w:r>
-        <w:t>idRol</w:t>
+        <w:t>idProducto</w:t>
+      </w:r>
+      <w:proofErr w:type="spellEnd"/>
+      <w:r>
+        <w:t xml:space="preserve">, </w:t>
+      </w:r>
+      <w:proofErr w:type="spellStart"/>
+      <w:r>
+        <w:t>idUser</w:t>
       </w:r>
       <w:proofErr w:type="spellEnd"/>
       <w:r>
@@ -991,41 +1291,17 @@
     </w:p>
     <w:p>
       <w:r>
-        <w:t>('Laura','Gomez</w:t>
-      </w:r>
-      <w:proofErr w:type="gramStart"/>
-      <w:r>
-        <w:t>','laura@gmail.com</w:t>
-      </w:r>
-      <w:proofErr w:type="gramEnd"/>
-      <w:r>
-        <w:t>','3001112233','Bogotá','1234',2),</w:t>
-      </w:r>
-    </w:p>
-    <w:p>
-      <w:r>
-        <w:t>('Carlos','Ramirez</w:t>
-      </w:r>
-      <w:proofErr w:type="gramStart"/>
-      <w:r>
-        <w:t>','carlos@gmail.com</w:t>
-      </w:r>
-      <w:proofErr w:type="gramEnd"/>
-      <w:r>
-        <w:t>','3002223344','Medellín','1234',1),</w:t>
-      </w:r>
-    </w:p>
-    <w:p>
-      <w:r>
-        <w:t>('Ana','Martinez</w:t>
-      </w:r>
-      <w:proofErr w:type="gramStart"/>
-      <w:r>
-        <w:t>','ana@gmail.com</w:t>
-      </w:r>
-      <w:proofErr w:type="gramEnd"/>
-      <w:r>
-        <w:t>','3003334455','Cali','1234',3);</w:t>
+        <w:t>(1,45000,45000,1,1),</w:t>
+      </w:r>
+    </w:p>
+    <w:p>
+      <w:r>
+        <w:t>(2,65000,130000,2,1),</w:t>
+      </w:r>
+    </w:p>
+    <w:p>
+      <w:r>
+        <w:t>(1,85000,85000,3,1);</w:t>
       </w:r>
     </w:p>
     <w:p/>
@@ -1036,7 +1312,7 @@
     </w:p>
     <w:p>
       <w:r>
-        <w:t>-- PROVEEDORES</w:t>
+        <w:t>-- PEDIDOS</w:t>
       </w:r>
     </w:p>
     <w:p>
@@ -1046,11 +1322,27 @@
     </w:p>
     <w:p>
       <w:r>
-        <w:t xml:space="preserve">INSERT INTO proveedor (nombre, email, celular, </w:t>
-      </w:r>
-      <w:proofErr w:type="spellStart"/>
-      <w:r>
-        <w:t>idUser</w:t>
+        <w:t>INSERT INTO pedido (</w:t>
+      </w:r>
+      <w:proofErr w:type="spellStart"/>
+      <w:r>
+        <w:t>precioTotal</w:t>
+      </w:r>
+      <w:proofErr w:type="spellEnd"/>
+      <w:r>
+        <w:t xml:space="preserve">, fecha, </w:t>
+      </w:r>
+      <w:proofErr w:type="spellStart"/>
+      <w:r>
+        <w:t>estadoPedido</w:t>
+      </w:r>
+      <w:proofErr w:type="spellEnd"/>
+      <w:r>
+        <w:t xml:space="preserve">, </w:t>
+      </w:r>
+      <w:proofErr w:type="spellStart"/>
+      <w:r>
+        <w:t>idItem</w:t>
       </w:r>
       <w:proofErr w:type="spellEnd"/>
       <w:r>
@@ -1059,28 +1351,18 @@
     </w:p>
     <w:p>
       <w:r>
-        <w:t>('Dulces del Valle</w:t>
-      </w:r>
-      <w:proofErr w:type="gramStart"/>
-      <w:r>
-        <w:t>','ventas@dulces.com</w:t>
-      </w:r>
-      <w:proofErr w:type="gramEnd"/>
-      <w:r>
-        <w:t>','3101112233',3),</w:t>
-      </w:r>
-    </w:p>
-    <w:p>
-      <w:r>
-        <w:t>('ChocoSweet</w:t>
-      </w:r>
-      <w:proofErr w:type="gramStart"/>
-      <w:r>
-        <w:t>','contacto@choco.com</w:t>
-      </w:r>
-      <w:proofErr w:type="gramEnd"/>
-      <w:r>
-        <w:t>','3102223344',3);</w:t>
+        <w:t>(45000,'2026-03-01','Pagado',1),</w:t>
+      </w:r>
+    </w:p>
+    <w:p>
+      <w:r>
+        <w:t>(130000,'2026-03-02','Pagado',2),</w:t>
+      </w:r>
+    </w:p>
+    <w:p>
+      <w:r>
+        <w:lastRenderedPageBreak/>
+        <w:t>(85000,'2026-03-03','Pendiente',3);</w:t>
       </w:r>
     </w:p>
     <w:p/>
@@ -1091,7 +1373,7 @@
     </w:p>
     <w:p>
       <w:r>
-        <w:t>-- PRODUCTOS (precios en COP)</w:t>
+        <w:t>-- PAGOS</w:t>
       </w:r>
     </w:p>
     <w:p>
@@ -1101,19 +1383,27 @@
     </w:p>
     <w:p>
       <w:r>
-        <w:t xml:space="preserve">INSERT INTO producto (nombre, </w:t>
-      </w:r>
-      <w:proofErr w:type="spellStart"/>
-      <w:r>
-        <w:t>descripcion</w:t>
-      </w:r>
-      <w:proofErr w:type="spellEnd"/>
-      <w:r>
-        <w:t xml:space="preserve">, precio, cantidad, imagen, estado, </w:t>
-      </w:r>
-      <w:proofErr w:type="spellStart"/>
-      <w:r>
-        <w:t>idProveedor</w:t>
+        <w:t>INSERT INTO pago (</w:t>
+      </w:r>
+      <w:proofErr w:type="spellStart"/>
+      <w:r>
+        <w:t>proveedorPago</w:t>
+      </w:r>
+      <w:proofErr w:type="spellEnd"/>
+      <w:r>
+        <w:t xml:space="preserve">, monto, </w:t>
+      </w:r>
+      <w:proofErr w:type="spellStart"/>
+      <w:r>
+        <w:t>estadoPago</w:t>
+      </w:r>
+      <w:proofErr w:type="spellEnd"/>
+      <w:r>
+        <w:t xml:space="preserve">, </w:t>
+      </w:r>
+      <w:proofErr w:type="spellStart"/>
+      <w:r>
+        <w:t>idPedido</w:t>
       </w:r>
       <w:proofErr w:type="spellEnd"/>
       <w:r>
@@ -1122,63 +1412,17 @@
     </w:p>
     <w:p>
       <w:r>
-        <w:t xml:space="preserve">('Caja de </w:t>
-      </w:r>
-      <w:proofErr w:type="spellStart"/>
-      <w:r>
-        <w:t>chocolates','Caja</w:t>
-      </w:r>
-      <w:proofErr w:type="spellEnd"/>
-      <w:r>
-        <w:t xml:space="preserve"> de chocolates premium',45000,50,'chocolate.jpg',1,1),</w:t>
-      </w:r>
-    </w:p>
-    <w:p>
-      <w:r>
-        <w:lastRenderedPageBreak/>
-        <w:t xml:space="preserve">('Ramo </w:t>
-      </w:r>
-      <w:proofErr w:type="spellStart"/>
-      <w:r>
-        <w:t>dulce','Ramo</w:t>
-      </w:r>
-      <w:proofErr w:type="spellEnd"/>
-      <w:r>
-        <w:t xml:space="preserve"> con chocolates y dulces',65000,30,'ramo.jpg',1,1),</w:t>
-      </w:r>
-    </w:p>
-    <w:p>
-      <w:r>
-        <w:t xml:space="preserve">('Oso con </w:t>
-      </w:r>
-      <w:proofErr w:type="spellStart"/>
-      <w:r>
-        <w:t>chocolates','Oso</w:t>
-      </w:r>
-      <w:proofErr w:type="spellEnd"/>
-      <w:r>
-        <w:t xml:space="preserve"> de peluche + chocolates',85000,20,'oso.jpg',1,2),</w:t>
-      </w:r>
-    </w:p>
-    <w:p>
-      <w:r>
-        <w:t>('</w:t>
-      </w:r>
-      <w:proofErr w:type="spellStart"/>
-      <w:r>
-        <w:t>Corazon</w:t>
-      </w:r>
-      <w:proofErr w:type="spellEnd"/>
-      <w:r>
-        <w:t xml:space="preserve"> de </w:t>
-      </w:r>
-      <w:proofErr w:type="spellStart"/>
-      <w:r>
-        <w:t>chocolates','Caja</w:t>
-      </w:r>
-      <w:proofErr w:type="spellEnd"/>
-      <w:r>
-        <w:t xml:space="preserve"> en forma de corazón',55000,25,'corazon.jpg',1,2);</w:t>
+        <w:t>('Nequi',45000,'Aprobado',1),</w:t>
+      </w:r>
+    </w:p>
+    <w:p>
+      <w:r>
+        <w:t>('Daviplata',130000,'Aprobado',2),</w:t>
+      </w:r>
+    </w:p>
+    <w:p>
+      <w:r>
+        <w:t>('Tarjeta',85000,'Pendiente',3);</w:t>
       </w:r>
     </w:p>
     <w:p/>
@@ -1189,7 +1433,7 @@
     </w:p>
     <w:p>
       <w:r>
-        <w:t>-- ESTADOS DE ENVIO</w:t>
+        <w:t>-- ENVIOS</w:t>
       </w:r>
     </w:p>
     <w:p>
@@ -1203,338 +1447,45 @@
       </w:r>
       <w:proofErr w:type="spellStart"/>
       <w:r>
-        <w:t>estadoEnvio</w:t>
-      </w:r>
-      <w:proofErr w:type="spellEnd"/>
-      <w:r>
-        <w:t xml:space="preserve"> (nombre) VALUES</w:t>
-      </w:r>
-    </w:p>
-    <w:p>
-      <w:r>
-        <w:t>('Pendiente'),</w:t>
-      </w:r>
-    </w:p>
-    <w:p>
-      <w:r>
-        <w:t>('En camino'),</w:t>
-      </w:r>
-    </w:p>
-    <w:p>
-      <w:r>
-        <w:t>('Entregado');</w:t>
+        <w:t>envio</w:t>
+      </w:r>
+      <w:proofErr w:type="spellEnd"/>
+      <w:r>
+        <w:t xml:space="preserve"> (</w:t>
+      </w:r>
+      <w:proofErr w:type="spellStart"/>
+      <w:r>
+        <w:t>idPago</w:t>
+      </w:r>
+      <w:proofErr w:type="spellEnd"/>
+      <w:r>
+        <w:t xml:space="preserve">, </w:t>
+      </w:r>
+      <w:proofErr w:type="spellStart"/>
+      <w:r>
+        <w:t>idEstado</w:t>
+      </w:r>
+      <w:proofErr w:type="spellEnd"/>
+      <w:r>
+        <w:t>) VALUES</w:t>
+      </w:r>
+    </w:p>
+    <w:p>
+      <w:r>
+        <w:t>(1,3),</w:t>
+      </w:r>
+    </w:p>
+    <w:p>
+      <w:r>
+        <w:t>(2,2),</w:t>
+      </w:r>
+    </w:p>
+    <w:p>
+      <w:r>
+        <w:t>(3,1);</w:t>
       </w:r>
     </w:p>
     <w:p/>
-    <w:p>
-      <w:r>
-        <w:t>-- =========================</w:t>
-      </w:r>
-    </w:p>
-    <w:p>
-      <w:r>
-        <w:t>-- ITEMS DE PEDIDO</w:t>
-      </w:r>
-    </w:p>
-    <w:p>
-      <w:r>
-        <w:t>-- =========================</w:t>
-      </w:r>
-    </w:p>
-    <w:p>
-      <w:r>
-        <w:t xml:space="preserve">INSERT INTO </w:t>
-      </w:r>
-      <w:proofErr w:type="spellStart"/>
-      <w:r>
-        <w:t>itemPedido</w:t>
-      </w:r>
-      <w:proofErr w:type="spellEnd"/>
-      <w:r>
-        <w:t xml:space="preserve"> (cantidad, </w:t>
-      </w:r>
-      <w:proofErr w:type="spellStart"/>
-      <w:r>
-        <w:t>precioUnitario</w:t>
-      </w:r>
-      <w:proofErr w:type="spellEnd"/>
-      <w:r>
-        <w:t xml:space="preserve">, </w:t>
-      </w:r>
-      <w:proofErr w:type="spellStart"/>
-      <w:r>
-        <w:t>subTotal</w:t>
-      </w:r>
-      <w:proofErr w:type="spellEnd"/>
-      <w:r>
-        <w:t xml:space="preserve">, </w:t>
-      </w:r>
-      <w:proofErr w:type="spellStart"/>
-      <w:r>
-        <w:t>idProducto</w:t>
-      </w:r>
-      <w:proofErr w:type="spellEnd"/>
-      <w:r>
-        <w:t xml:space="preserve">, </w:t>
-      </w:r>
-      <w:proofErr w:type="spellStart"/>
-      <w:r>
-        <w:t>idUser</w:t>
-      </w:r>
-      <w:proofErr w:type="spellEnd"/>
-      <w:r>
-        <w:t>) VALUES</w:t>
-      </w:r>
-    </w:p>
-    <w:p>
-      <w:r>
-        <w:t>(1,45000,45000,1,1),</w:t>
-      </w:r>
-    </w:p>
-    <w:p>
-      <w:r>
-        <w:t>(2,65000,130000,2,1),</w:t>
-      </w:r>
-    </w:p>
-    <w:p>
-      <w:r>
-        <w:t>(1,85000,85000,3,1);</w:t>
-      </w:r>
-    </w:p>
-    <w:p/>
-    <w:p>
-      <w:r>
-        <w:t>-- =========================</w:t>
-      </w:r>
-    </w:p>
-    <w:p>
-      <w:r>
-        <w:t>-- PEDIDOS</w:t>
-      </w:r>
-    </w:p>
-    <w:p>
-      <w:r>
-        <w:t>-- =========================</w:t>
-      </w:r>
-    </w:p>
-    <w:p>
-      <w:r>
-        <w:t>INSERT INTO pedido (</w:t>
-      </w:r>
-      <w:proofErr w:type="spellStart"/>
-      <w:r>
-        <w:t>precioTotal</w:t>
-      </w:r>
-      <w:proofErr w:type="spellEnd"/>
-      <w:r>
-        <w:t xml:space="preserve">, fecha, </w:t>
-      </w:r>
-      <w:proofErr w:type="spellStart"/>
-      <w:r>
-        <w:t>estadoPedido</w:t>
-      </w:r>
-      <w:proofErr w:type="spellEnd"/>
-      <w:r>
-        <w:t xml:space="preserve">, </w:t>
-      </w:r>
-      <w:proofErr w:type="spellStart"/>
-      <w:r>
-        <w:t>idItem</w:t>
-      </w:r>
-      <w:proofErr w:type="spellEnd"/>
-      <w:r>
-        <w:t>) VALUES</w:t>
-      </w:r>
-    </w:p>
-    <w:p>
-      <w:r>
-        <w:t>(45000,'2026-03-01','Pagado',1),</w:t>
-      </w:r>
-    </w:p>
-    <w:p>
-      <w:r>
-        <w:t>(130000,'2026-03-02','Pagado',2),</w:t>
-      </w:r>
-    </w:p>
-    <w:p>
-      <w:r>
-        <w:t>(85000,'2026-03-03','Pendiente',3);</w:t>
-      </w:r>
-    </w:p>
-    <w:p/>
-    <w:p>
-      <w:r>
-        <w:t>-- =========================</w:t>
-      </w:r>
-    </w:p>
-    <w:p>
-      <w:r>
-        <w:lastRenderedPageBreak/>
-        <w:t>-- PAGOS</w:t>
-      </w:r>
-    </w:p>
-    <w:p>
-      <w:r>
-        <w:t>-- =========================</w:t>
-      </w:r>
-    </w:p>
-    <w:p>
-      <w:r>
-        <w:t>INSERT INTO pago (</w:t>
-      </w:r>
-      <w:proofErr w:type="spellStart"/>
-      <w:r>
-        <w:t>proveedorPago</w:t>
-      </w:r>
-      <w:proofErr w:type="spellEnd"/>
-      <w:r>
-        <w:t xml:space="preserve">, monto, </w:t>
-      </w:r>
-      <w:proofErr w:type="spellStart"/>
-      <w:r>
-        <w:t>estadoPago</w:t>
-      </w:r>
-      <w:proofErr w:type="spellEnd"/>
-      <w:r>
-        <w:t xml:space="preserve">, </w:t>
-      </w:r>
-      <w:proofErr w:type="spellStart"/>
-      <w:r>
-        <w:t>idPedido</w:t>
-      </w:r>
-      <w:proofErr w:type="spellEnd"/>
-      <w:r>
-        <w:t>) VALUES</w:t>
-      </w:r>
-    </w:p>
-    <w:p>
-      <w:r>
-        <w:t>('Nequi',45000,'Aprobado',1),</w:t>
-      </w:r>
-    </w:p>
-    <w:p>
-      <w:r>
-        <w:t>('Daviplata',130000,'Aprobado',2),</w:t>
-      </w:r>
-    </w:p>
-    <w:p>
-      <w:r>
-        <w:t>('Tarjeta',85000,'Pendiente',3);</w:t>
-      </w:r>
-    </w:p>
-    <w:p/>
-    <w:p>
-      <w:r>
-        <w:t>-- =========================</w:t>
-      </w:r>
-    </w:p>
-    <w:p>
-      <w:r>
-        <w:t>-- ENVIOS</w:t>
-      </w:r>
-    </w:p>
-    <w:p>
-      <w:r>
-        <w:t>-- =========================</w:t>
-      </w:r>
-    </w:p>
-    <w:p>
-      <w:r>
-        <w:t xml:space="preserve">INSERT INTO </w:t>
-      </w:r>
-      <w:proofErr w:type="spellStart"/>
-      <w:r>
-        <w:t>envio</w:t>
-      </w:r>
-      <w:proofErr w:type="spellEnd"/>
-      <w:r>
-        <w:t xml:space="preserve"> (</w:t>
-      </w:r>
-      <w:proofErr w:type="spellStart"/>
-      <w:r>
-        <w:t>idPago</w:t>
-      </w:r>
-      <w:proofErr w:type="spellEnd"/>
-      <w:r>
-        <w:t xml:space="preserve">, </w:t>
-      </w:r>
-      <w:proofErr w:type="spellStart"/>
-      <w:r>
-        <w:t>idEstado</w:t>
-      </w:r>
-      <w:proofErr w:type="spellEnd"/>
-      <w:r>
-        <w:t>) VALUES</w:t>
-      </w:r>
-    </w:p>
-    <w:p>
-      <w:r>
-        <w:t>(1,3),</w:t>
-      </w:r>
-    </w:p>
-    <w:p>
-      <w:r>
-        <w:t>(2,2),</w:t>
-      </w:r>
-    </w:p>
-    <w:p>
-      <w:r>
-        <w:t>(3,1);</w:t>
-      </w:r>
-    </w:p>
-    <w:p/>
-    <w:p>
-      <w:r>
-        <w:t>CONSULTAS:</w:t>
-      </w:r>
-      <w:r>
-        <w:br/>
-        <w:t>COUNT &amp; GROUP BY</w:t>
-      </w:r>
-      <w:r>
-        <w:br/>
-      </w:r>
-      <w:r>
-        <w:rPr>
-          <w:noProof/>
-        </w:rPr>
-        <w:drawing>
-          <wp:inline distT="0" distB="0" distL="0" distR="0" wp14:anchorId="2F07FB91" wp14:editId="0588494B">
-            <wp:extent cx="5612130" cy="1896745"/>
-            <wp:effectExtent l="0" t="0" r="7620" b="8255"/>
-            <wp:docPr id="624121066" name="Imagen 1"/>
-            <wp:cNvGraphicFramePr>
-              <a:graphicFrameLocks xmlns:a="http://schemas.openxmlformats.org/drawingml/2006/main" noChangeAspect="1"/>
-            </wp:cNvGraphicFramePr>
-            <a:graphic xmlns:a="http://schemas.openxmlformats.org/drawingml/2006/main">
-              <a:graphicData uri="http://schemas.openxmlformats.org/drawingml/2006/picture">
-                <pic:pic xmlns:pic="http://schemas.openxmlformats.org/drawingml/2006/picture">
-                  <pic:nvPicPr>
-                    <pic:cNvPr id="624121066" name=""/>
-                    <pic:cNvPicPr/>
-                  </pic:nvPicPr>
-                  <pic:blipFill>
-                    <a:blip r:embed="rId4"/>
-                    <a:stretch>
-                      <a:fillRect/>
-                    </a:stretch>
-                  </pic:blipFill>
-                  <pic:spPr>
-                    <a:xfrm>
-                      <a:off x="0" y="0"/>
-                      <a:ext cx="5612130" cy="1896745"/>
-                    </a:xfrm>
-                    <a:prstGeom prst="rect">
-                      <a:avLst/>
-                    </a:prstGeom>
-                  </pic:spPr>
-                </pic:pic>
-              </a:graphicData>
-            </a:graphic>
-          </wp:inline>
-        </w:drawing>
-      </w:r>
-    </w:p>
     <w:sectPr>
       <w:pgSz w:w="12240" w:h="15840"/>
       <w:pgMar w:top="1417" w:right="1701" w:bottom="1417" w:left="1701" w:header="708" w:footer="708" w:gutter="0"/>
